--- a/traning-feedback-system/src/main/resources/DOCS.docx
+++ b/traning-feedback-system/src/main/resources/DOCS.docx
@@ -294,113 +294,103 @@
         <w:t>The system should securely store all feedback and user data</w:t>
       </w:r>
     </w:p>
+    <w:p/>
     <w:p>
-      <w:bookmarkStart w:id="0" w:name="_GoBack"/>
-      <w:bookmarkEnd w:id="0"/>
+      <w:pPr>
+        <w:pStyle w:val="Heading1"/>
+      </w:pPr>
+      <w:r>
+        <w:t>2. System Architecture (Classes)</w:t>
+      </w:r>
+    </w:p>
+    <w:p>
+      <w:r>
+        <w:t>MainSystem – Program start and main menu</w:t>
+      </w:r>
+    </w:p>
+    <w:p>
+      <w:r>
+        <w:t>User – Base class for system users</w:t>
+      </w:r>
+    </w:p>
+    <w:p>
+      <w:r>
+        <w:t>Admin – Handles admin operations</w:t>
+      </w:r>
+    </w:p>
+    <w:p>
+      <w:r>
+        <w:t>Trainer – Handles trainer operations</w:t>
+      </w:r>
+    </w:p>
+    <w:p>
+      <w:r>
+        <w:t>Participant – Handles participant operations</w:t>
+      </w:r>
+    </w:p>
+    <w:p>
+      <w:r>
+        <w:t>TrainingSession – Manages training session details</w:t>
+      </w:r>
+    </w:p>
+    <w:p>
+      <w:r>
+        <w:t>Feedback – Stores participant feedback</w:t>
+      </w:r>
+    </w:p>
+    <w:p>
+      <w:r>
+        <w:t>Survey – Manages survey questions</w:t>
+      </w:r>
+    </w:p>
+    <w:p>
+      <w:r>
+        <w:t>Report – Generates analysis reports</w:t>
+      </w:r>
+    </w:p>
+    <w:p>
+      <w:r>
+        <w:t>Database – Stores system data</w:t>
+      </w:r>
     </w:p>
     <w:p>
       <w:pPr>
         <w:pStyle w:val="Heading1"/>
       </w:pPr>
       <w:r>
-        <w:t>2. System Architecture (Classes)</w:t>
+        <w:t>3. Class Responsibilities</w:t>
       </w:r>
     </w:p>
     <w:p>
-      <w:r>
-        <w:t>MainSystem – Program start and main menu</w:t>
-      </w:r>
-    </w:p>
-    <w:p>
-      <w:r>
-        <w:t>User – Base class for system users</w:t>
-      </w:r>
-    </w:p>
-    <w:p>
-      <w:r>
-        <w:t>Admin – Handles admin operations</w:t>
-      </w:r>
-    </w:p>
-    <w:p>
-      <w:r>
-        <w:t>Trainer – Handles trainer operations</w:t>
-      </w:r>
-    </w:p>
-    <w:p>
-      <w:r>
-        <w:t>Participant – Handles participant operations</w:t>
-      </w:r>
-    </w:p>
-    <w:p>
-      <w:r>
-        <w:t>TrainingSession – Manages training session details</w:t>
-      </w:r>
-    </w:p>
-    <w:p>
-      <w:r>
-        <w:t>Feedback – Stores participant feedback</w:t>
-      </w:r>
-    </w:p>
-    <w:p>
-      <w:r>
-        <w:t>Survey – Manages survey questions</w:t>
-      </w:r>
-    </w:p>
-    <w:p>
-      <w:r>
-        <w:t>Report – Generates analysis reports</w:t>
-      </w:r>
-    </w:p>
-    <w:p>
-      <w:r>
-        <w:t>Database – Stores system data</w:t>
-      </w:r>
-    </w:p>
-    <w:p>
-      <w:pPr>
-        <w:pStyle w:val="Heading1"/>
-      </w:pPr>
-      <w:r>
-        <w:t>3. Class Responsibilities</w:t>
-      </w:r>
-    </w:p>
-    <w:p>
+      <w:proofErr w:type="spellStart"/>
       <w:r>
         <w:rPr>
           <w:b/>
         </w:rPr>
         <w:t>MainSystem</w:t>
       </w:r>
+      <w:proofErr w:type="spellEnd"/>
       <w:r>
         <w:t xml:space="preserve">: </w:t>
       </w:r>
-      <w:proofErr w:type="gramStart"/>
-      <w:r>
-        <w:t>displayMenu(</w:t>
-      </w:r>
-      <w:proofErr w:type="gramEnd"/>
-      <w:r>
-        <w:t>), login(), roleSelection(), logout()</w:t>
-      </w:r>
-    </w:p>
-    <w:p>
-      <w:r>
-        <w:rPr>
-          <w:b/>
-        </w:rPr>
-        <w:t>User</w:t>
-      </w:r>
-      <w:r>
-        <w:t xml:space="preserve">: </w:t>
-      </w:r>
-      <w:proofErr w:type="gramStart"/>
-      <w:r>
-        <w:t>login(</w:t>
-      </w:r>
-      <w:proofErr w:type="gramEnd"/>
-      <w:r>
-        <w:t>), logout()</w:t>
-      </w:r>
+      <w:proofErr w:type="spellStart"/>
+      <w:r>
+        <w:t>displayMenu</w:t>
+      </w:r>
+      <w:proofErr w:type="spellEnd"/>
+      <w:r>
+        <w:t xml:space="preserve">(), login(), </w:t>
+      </w:r>
+      <w:proofErr w:type="spellStart"/>
+      <w:r>
+        <w:t>roleSelection</w:t>
+      </w:r>
+      <w:proofErr w:type="spellEnd"/>
+      <w:r>
+        <w:t>(), logout()</w:t>
+      </w:r>
+      <w:bookmarkStart w:id="0" w:name="_GoBack"/>
+      <w:bookmarkEnd w:id="0"/>
     </w:p>
     <w:p>
       <w:r>
@@ -410,15 +400,53 @@
         <w:t>Admin</w:t>
       </w:r>
       <w:r>
-        <w:t xml:space="preserve">: </w:t>
+        <w:t>:</w:t>
+      </w:r>
+      <w:r>
+        <w:t xml:space="preserve"> </w:t>
       </w:r>
       <w:proofErr w:type="gramStart"/>
       <w:r>
-        <w:t>createTraining(</w:t>
+        <w:t>login(</w:t>
       </w:r>
       <w:proofErr w:type="gramEnd"/>
       <w:r>
-        <w:t>), assignTrainer(), manageParticipants(), createSurvey(), viewReports()</w:t>
+        <w:t>), logout(),</w:t>
+      </w:r>
+      <w:r>
+        <w:t xml:space="preserve"> </w:t>
+      </w:r>
+      <w:proofErr w:type="spellStart"/>
+      <w:r>
+        <w:t>createTraining</w:t>
+      </w:r>
+      <w:proofErr w:type="spellEnd"/>
+      <w:r>
+        <w:t xml:space="preserve">(), </w:t>
+      </w:r>
+      <w:proofErr w:type="spellStart"/>
+      <w:r>
+        <w:t>assignTrainer</w:t>
+      </w:r>
+      <w:proofErr w:type="spellEnd"/>
+      <w:r>
+        <w:t xml:space="preserve">(), </w:t>
+      </w:r>
+      <w:proofErr w:type="spellStart"/>
+      <w:r>
+        <w:t>manageParticipants</w:t>
+      </w:r>
+      <w:proofErr w:type="spellEnd"/>
+      <w:r>
+        <w:t xml:space="preserve">(), </w:t>
+      </w:r>
+      <w:proofErr w:type="spellStart"/>
+      <w:r>
+        <w:t>createSurvey</w:t>
+      </w:r>
+      <w:proofErr w:type="spellEnd"/>
+      <w:r>
+        <w:t>(), viewReports()</w:t>
       </w:r>
     </w:p>
     <w:p>
@@ -429,15 +457,53 @@
         <w:t>Trainer</w:t>
       </w:r>
       <w:r>
-        <w:t xml:space="preserve">: </w:t>
+        <w:t>:</w:t>
+      </w:r>
+      <w:r>
+        <w:t xml:space="preserve"> </w:t>
       </w:r>
       <w:proofErr w:type="gramStart"/>
       <w:r>
-        <w:t>viewSessions(</w:t>
+        <w:t>login(</w:t>
       </w:r>
       <w:proofErr w:type="gramEnd"/>
       <w:r>
-        <w:t>), conductTraining(), viewFeedback(), respondFeedback()</w:t>
+        <w:t>), logout(),</w:t>
+      </w:r>
+      <w:r>
+        <w:t xml:space="preserve"> </w:t>
+      </w:r>
+      <w:proofErr w:type="spellStart"/>
+      <w:r>
+        <w:t>viewSessions</w:t>
+      </w:r>
+      <w:proofErr w:type="spellEnd"/>
+      <w:r>
+        <w:t xml:space="preserve">(), </w:t>
+      </w:r>
+      <w:proofErr w:type="spellStart"/>
+      <w:r>
+        <w:t>conductTraining</w:t>
+      </w:r>
+      <w:proofErr w:type="spellEnd"/>
+      <w:r>
+        <w:t xml:space="preserve">(), </w:t>
+      </w:r>
+      <w:proofErr w:type="spellStart"/>
+      <w:r>
+        <w:t>viewFeedback</w:t>
+      </w:r>
+      <w:proofErr w:type="spellEnd"/>
+      <w:r>
+        <w:t xml:space="preserve">(), </w:t>
+      </w:r>
+      <w:proofErr w:type="spellStart"/>
+      <w:r>
+        <w:t>respondFeedback</w:t>
+      </w:r>
+      <w:proofErr w:type="spellEnd"/>
+      <w:r>
+        <w:t>()</w:t>
       </w:r>
     </w:p>
     <w:p>
@@ -619,7 +685,7 @@
                   <pic:spPr>
                     <a:xfrm>
                       <a:off x="0" y="0"/>
-                      <a:ext cx="5486400" cy="3292475"/>
+                      <a:ext cx="5489078" cy="3294082"/>
                     </a:xfrm>
                     <a:prstGeom prst="rect">
                       <a:avLst/>
@@ -13340,7 +13406,7 @@
 </file>
 
 <file path=customXml/itemProps1.xml><?xml version="1.0" encoding="utf-8"?>
-<ds:datastoreItem xmlns:ds="http://schemas.openxmlformats.org/officeDocument/2006/customXml" ds:itemID="{480A8C98-5E74-49C5-A6EE-7CC7E4285255}">
+<ds:datastoreItem xmlns:ds="http://schemas.openxmlformats.org/officeDocument/2006/customXml" ds:itemID="{F0308BB5-E914-437A-8BFF-5E929DD884D9}">
   <ds:schemaRefs>
     <ds:schemaRef ds:uri="http://schemas.openxmlformats.org/officeDocument/2006/bibliography"/>
   </ds:schemaRefs>
